--- a/worksheets/dist/Worksheet2_DataForm_L2.docx
+++ b/worksheets/dist/Worksheet2_DataForm_L2.docx
@@ -284,7 +284,7 @@
             <w:pPr>
               <w:spacing w:after="0"/>
             </w:pPr>
-            <w:hyperlink w:history="1" r:id="rIdy9nyvacxqcxwdq57yp1ra">
+            <w:hyperlink w:history="1" r:id="rIdcs5ge-iibda7vk2cohhyr">
               <w:r>
                 <w:rPr>
                   <w:rFonts w:ascii="Calibri" w:cs="Calibri" w:eastAsia="Calibri" w:hAnsi="Calibri"/>
@@ -295,7 +295,7 @@
                   <w:szCs w:val="20"/>
                   <w:u w:val="single"/>
                 </w:rPr>
-                <w:t xml:space="preserve">https://aion-green-it-day2.vercel.app/case/mediprint/</w:t>
+                <w:t xml:space="preserve">https://aion-green-it-day2-it-as-an-environ.vercel.app/case/mediprint/</w:t>
               </w:r>
             </w:hyperlink>
           </w:p>
@@ -361,7 +361,7 @@
             <w:pPr>
               <w:spacing w:after="0"/>
             </w:pPr>
-            <w:hyperlink w:history="1" r:id="rIdwrbiofwf7w-tcvq6itoq6">
+            <w:hyperlink w:history="1" r:id="rIdp8hzzqqrnpijsgubfcfgz">
               <w:r>
                 <w:rPr>
                   <w:rFonts w:ascii="Calibri" w:cs="Calibri" w:eastAsia="Calibri" w:hAnsi="Calibri"/>
@@ -372,7 +372,7 @@
                   <w:szCs w:val="20"/>
                   <w:u w:val="single"/>
                 </w:rPr>
-                <w:t xml:space="preserve">https://aion-green-it-day2.vercel.app/</w:t>
+                <w:t xml:space="preserve">https://aion-green-it-day2-it-as-an-environ.vercel.app/</w:t>
               </w:r>
             </w:hyperlink>
           </w:p>
@@ -2053,42 +2053,42 @@
                 <w:sz w:val="20"/>
                 <w:szCs w:val="20"/>
               </w:rPr>
-              <w:t xml:space="preserve">No app viewing needed.</w:t>
-            </w:r>
-          </w:p>
-        </w:tc>
-        <w:tc>
-          <w:tcPr>
-            <w:tcBorders>
-              <w:top w:val="single" w:color="D9D3EA" w:sz="4"/>
-              <w:left w:val="single" w:color="D9D3EA" w:sz="4"/>
-              <w:bottom w:val="single" w:color="D9D3EA" w:sz="4"/>
-              <w:right w:val="single" w:color="D9D3EA" w:sz="4"/>
-            </w:tcBorders>
-            <w:tcMar>
-              <w:top w:type="dxa" w:w="80"/>
-              <w:left w:type="dxa" w:w="120"/>
-              <w:bottom w:type="dxa" w:w="80"/>
-              <w:right w:type="dxa" w:w="120"/>
-            </w:tcMar>
-            <w:vAlign w:val="top"/>
-          </w:tcPr>
-          <w:p>
-            <w:pPr>
-              <w:spacing w:after="0" w:before="0"/>
-            </w:pPr>
-            <w:r>
-              <w:rPr>
-                <w:rFonts w:ascii="Calibri" w:cs="Calibri" w:eastAsia="Calibri" w:hAnsi="Calibri"/>
-                <w:b w:val="false"/>
-                <w:bCs w:val="false"/>
-                <w:i w:val="false"/>
-                <w:iCs w:val="false"/>
-                <w:color w:val="1B1230"/>
-                <w:sz w:val="20"/>
-                <w:szCs w:val="20"/>
-              </w:rPr>
-              <w:t xml:space="preserve">Mark which condition obstructs which measure.</w:t>
+              <w:t xml:space="preserve">/case/mediprint → Task 2 — the conditions and the three measures (optional).</w:t>
+            </w:r>
+          </w:p>
+        </w:tc>
+        <w:tc>
+          <w:tcPr>
+            <w:tcBorders>
+              <w:top w:val="single" w:color="D9D3EA" w:sz="4"/>
+              <w:left w:val="single" w:color="D9D3EA" w:sz="4"/>
+              <w:bottom w:val="single" w:color="D9D3EA" w:sz="4"/>
+              <w:right w:val="single" w:color="D9D3EA" w:sz="4"/>
+            </w:tcBorders>
+            <w:tcMar>
+              <w:top w:type="dxa" w:w="80"/>
+              <w:left w:type="dxa" w:w="120"/>
+              <w:bottom w:type="dxa" w:w="80"/>
+              <w:right w:type="dxa" w:w="120"/>
+            </w:tcMar>
+            <w:vAlign w:val="top"/>
+          </w:tcPr>
+          <w:p>
+            <w:pPr>
+              <w:spacing w:after="0" w:before="0"/>
+            </w:pPr>
+            <w:r>
+              <w:rPr>
+                <w:rFonts w:ascii="Calibri" w:cs="Calibri" w:eastAsia="Calibri" w:hAnsi="Calibri"/>
+                <w:b w:val="false"/>
+                <w:bCs w:val="false"/>
+                <w:i w:val="false"/>
+                <w:iCs w:val="false"/>
+                <w:color w:val="1B1230"/>
+                <w:sz w:val="20"/>
+                <w:szCs w:val="20"/>
+              </w:rPr>
+              <w:t xml:space="preserve">Clue: budget hits the big-capital measure; a short-term demand hits the slowest; an availability/risk worry hits the one that changes how systems run.</w:t>
             </w:r>
           </w:p>
         </w:tc>
@@ -2160,42 +2160,42 @@
                 <w:sz w:val="20"/>
                 <w:szCs w:val="20"/>
               </w:rPr>
-              <w:t xml:space="preserve">No app viewing needed.</w:t>
-            </w:r>
-          </w:p>
-        </w:tc>
-        <w:tc>
-          <w:tcPr>
-            <w:tcBorders>
-              <w:top w:val="single" w:color="D9D3EA" w:sz="4"/>
-              <w:left w:val="single" w:color="D9D3EA" w:sz="4"/>
-              <w:bottom w:val="single" w:color="D9D3EA" w:sz="4"/>
-              <w:right w:val="single" w:color="D9D3EA" w:sz="4"/>
-            </w:tcBorders>
-            <w:tcMar>
-              <w:top w:type="dxa" w:w="80"/>
-              <w:left w:type="dxa" w:w="120"/>
-              <w:bottom w:type="dxa" w:w="80"/>
-              <w:right w:type="dxa" w:w="120"/>
-            </w:tcMar>
-            <w:vAlign w:val="top"/>
-          </w:tcPr>
-          <w:p>
-            <w:pPr>
-              <w:spacing w:after="0" w:before="0"/>
-            </w:pPr>
-            <w:r>
-              <w:rPr>
-                <w:rFonts w:ascii="Calibri" w:cs="Calibri" w:eastAsia="Calibri" w:hAnsi="Calibri"/>
-                <w:b w:val="false"/>
-                <w:bCs w:val="false"/>
-                <w:i w:val="false"/>
-                <w:iCs w:val="false"/>
-                <w:color w:val="1B1230"/>
-                <w:sz w:val="20"/>
-                <w:szCs w:val="20"/>
-              </w:rPr>
-              <w:t xml:space="preserve">Score each measure on the six criteria.</w:t>
+              <w:t xml:space="preserve">/case/mediprint → Task 2 — the per-measure assessment (optional).</w:t>
+            </w:r>
+          </w:p>
+        </w:tc>
+        <w:tc>
+          <w:tcPr>
+            <w:tcBorders>
+              <w:top w:val="single" w:color="D9D3EA" w:sz="4"/>
+              <w:left w:val="single" w:color="D9D3EA" w:sz="4"/>
+              <w:bottom w:val="single" w:color="D9D3EA" w:sz="4"/>
+              <w:right w:val="single" w:color="D9D3EA" w:sz="4"/>
+            </w:tcBorders>
+            <w:tcMar>
+              <w:top w:type="dxa" w:w="80"/>
+              <w:left w:type="dxa" w:w="120"/>
+              <w:bottom w:type="dxa" w:w="80"/>
+              <w:right w:type="dxa" w:w="120"/>
+            </w:tcMar>
+            <w:vAlign w:val="top"/>
+          </w:tcPr>
+          <w:p>
+            <w:pPr>
+              <w:spacing w:after="0" w:before="0"/>
+            </w:pPr>
+            <w:r>
+              <w:rPr>
+                <w:rFonts w:ascii="Calibri" w:cs="Calibri" w:eastAsia="Calibri" w:hAnsi="Calibri"/>
+                <w:b w:val="false"/>
+                <w:bCs w:val="false"/>
+                <w:i w:val="false"/>
+                <w:iCs w:val="false"/>
+                <w:color w:val="1B1230"/>
+                <w:sz w:val="20"/>
+                <w:szCs w:val="20"/>
+              </w:rPr>
+              <w:t xml:space="preserve">Clue: rate each measure H/M/L on the six criteria; the pattern of greens/reds is the decision.</w:t>
             </w:r>
           </w:p>
         </w:tc>
@@ -2267,42 +2267,42 @@
                 <w:sz w:val="20"/>
                 <w:szCs w:val="20"/>
               </w:rPr>
-              <w:t xml:space="preserve">No app viewing needed.</w:t>
-            </w:r>
-          </w:p>
-        </w:tc>
-        <w:tc>
-          <w:tcPr>
-            <w:tcBorders>
-              <w:top w:val="single" w:color="D9D3EA" w:sz="4"/>
-              <w:left w:val="single" w:color="D9D3EA" w:sz="4"/>
-              <w:bottom w:val="single" w:color="D9D3EA" w:sz="4"/>
-              <w:right w:val="single" w:color="D9D3EA" w:sz="4"/>
-            </w:tcBorders>
-            <w:tcMar>
-              <w:top w:type="dxa" w:w="80"/>
-              <w:left w:type="dxa" w:w="120"/>
-              <w:bottom w:type="dxa" w:w="80"/>
-              <w:right w:type="dxa" w:w="120"/>
-            </w:tcMar>
-            <w:vAlign w:val="top"/>
-          </w:tcPr>
-          <w:p>
-            <w:pPr>
-              <w:spacing w:after="0" w:before="0"/>
-            </w:pPr>
-            <w:r>
-              <w:rPr>
-                <w:rFonts w:ascii="Calibri" w:cs="Calibri" w:eastAsia="Calibri" w:hAnsi="Calibri"/>
-                <w:b w:val="false"/>
-                <w:bCs w:val="false"/>
-                <w:i w:val="false"/>
-                <w:iCs w:val="false"/>
-                <w:color w:val="1B1230"/>
-                <w:sz w:val="20"/>
-                <w:szCs w:val="20"/>
-              </w:rPr>
-              <w:t xml:space="preserve">Commit to a first, second and third priority.</w:t>
+              <w:t xml:space="preserve">/case/mediprint → Task 2 — “Prioritise this measure” (optional).</w:t>
+            </w:r>
+          </w:p>
+        </w:tc>
+        <w:tc>
+          <w:tcPr>
+            <w:tcBorders>
+              <w:top w:val="single" w:color="D9D3EA" w:sz="4"/>
+              <w:left w:val="single" w:color="D9D3EA" w:sz="4"/>
+              <w:bottom w:val="single" w:color="D9D3EA" w:sz="4"/>
+              <w:right w:val="single" w:color="D9D3EA" w:sz="4"/>
+            </w:tcBorders>
+            <w:tcMar>
+              <w:top w:type="dxa" w:w="80"/>
+              <w:left w:type="dxa" w:w="120"/>
+              <w:bottom w:type="dxa" w:w="80"/>
+              <w:right w:type="dxa" w:w="120"/>
+            </w:tcMar>
+            <w:vAlign w:val="top"/>
+          </w:tcPr>
+          <w:p>
+            <w:pPr>
+              <w:spacing w:after="0" w:before="0"/>
+            </w:pPr>
+            <w:r>
+              <w:rPr>
+                <w:rFonts w:ascii="Calibri" w:cs="Calibri" w:eastAsia="Calibri" w:hAnsi="Calibri"/>
+                <w:b w:val="false"/>
+                <w:bCs w:val="false"/>
+                <w:i w:val="false"/>
+                <w:iCs w:val="false"/>
+                <w:color w:val="1B1230"/>
+                <w:sz w:val="20"/>
+                <w:szCs w:val="20"/>
+              </w:rPr>
+              <w:t xml:space="preserve">Clue: pick the one that makes the other two decidable next, not the greenest-sounding.</w:t>
             </w:r>
           </w:p>
         </w:tc>
@@ -2374,42 +2374,42 @@
                 <w:sz w:val="20"/>
                 <w:szCs w:val="20"/>
               </w:rPr>
-              <w:t xml:space="preserve">No app viewing needed.</w:t>
-            </w:r>
-          </w:p>
-        </w:tc>
-        <w:tc>
-          <w:tcPr>
-            <w:tcBorders>
-              <w:top w:val="single" w:color="D9D3EA" w:sz="4"/>
-              <w:left w:val="single" w:color="D9D3EA" w:sz="4"/>
-              <w:bottom w:val="single" w:color="D9D3EA" w:sz="4"/>
-              <w:right w:val="single" w:color="D9D3EA" w:sz="4"/>
-            </w:tcBorders>
-            <w:tcMar>
-              <w:top w:type="dxa" w:w="80"/>
-              <w:left w:type="dxa" w:w="120"/>
-              <w:bottom w:type="dxa" w:w="80"/>
-              <w:right w:type="dxa" w:w="120"/>
-            </w:tcMar>
-            <w:vAlign w:val="top"/>
-          </w:tcPr>
-          <w:p>
-            <w:pPr>
-              <w:spacing w:after="0" w:before="0"/>
-            </w:pPr>
-            <w:r>
-              <w:rPr>
-                <w:rFonts w:ascii="Calibri" w:cs="Calibri" w:eastAsia="Calibri" w:hAnsi="Calibri"/>
-                <w:b w:val="false"/>
-                <w:bCs w:val="false"/>
-                <w:i w:val="false"/>
-                <w:iCs w:val="false"/>
-                <w:color w:val="1B1230"/>
-                <w:sz w:val="20"/>
-                <w:szCs w:val="20"/>
-              </w:rPr>
-              <w:t xml:space="preserve">Justify, name missing info, name trade-offs.</w:t>
+              <w:t xml:space="preserve">/case/mediprint → Task 2 — the revealed guidance &amp; trade-offs (optional).</w:t>
+            </w:r>
+          </w:p>
+        </w:tc>
+        <w:tc>
+          <w:tcPr>
+            <w:tcBorders>
+              <w:top w:val="single" w:color="D9D3EA" w:sz="4"/>
+              <w:left w:val="single" w:color="D9D3EA" w:sz="4"/>
+              <w:bottom w:val="single" w:color="D9D3EA" w:sz="4"/>
+              <w:right w:val="single" w:color="D9D3EA" w:sz="4"/>
+            </w:tcBorders>
+            <w:tcMar>
+              <w:top w:type="dxa" w:w="80"/>
+              <w:left w:type="dxa" w:w="120"/>
+              <w:bottom w:type="dxa" w:w="80"/>
+              <w:right w:type="dxa" w:w="120"/>
+            </w:tcMar>
+            <w:vAlign w:val="top"/>
+          </w:tcPr>
+          <w:p>
+            <w:pPr>
+              <w:spacing w:after="0" w:before="0"/>
+            </w:pPr>
+            <w:r>
+              <w:rPr>
+                <w:rFonts w:ascii="Calibri" w:cs="Calibri" w:eastAsia="Calibri" w:hAnsi="Calibri"/>
+                <w:b w:val="false"/>
+                <w:bCs w:val="false"/>
+                <w:i w:val="false"/>
+                <w:iCs w:val="false"/>
+                <w:color w:val="1B1230"/>
+                <w:sz w:val="20"/>
+                <w:szCs w:val="20"/>
+              </w:rPr>
+              <w:t xml:space="preserve">Clue: cite a condition and a score; name what data you lack and the trade-offs you accept.</w:t>
             </w:r>
           </w:p>
         </w:tc>
@@ -2602,7 +2602,7 @@
                 <w:sz w:val="20"/>
                 <w:szCs w:val="20"/>
               </w:rPr>
-              <w:t xml:space="preserve">https://aion-green-it-day2.vercel.app/case/mediprint/ — scroll to Task 2. The three measure panels A, B, C.</w:t>
+              <w:t xml:space="preserve">https://aion-green-it-day2-it-as-an-environ.vercel.app/case/mediprint/ — scroll to Task 2. The three measure panels A, B, C.</w:t>
             </w:r>
           </w:p>
           <w:p>
@@ -3311,7 +3311,7 @@
                 <w:sz w:val="20"/>
                 <w:szCs w:val="20"/>
               </w:rPr>
-              <w:t xml:space="preserve">https://aion-green-it-day2.vercel.app/case/mediprint/ — Task 2, the "General conditions" pills.</w:t>
+              <w:t xml:space="preserve">https://aion-green-it-day2-it-as-an-environ.vercel.app/case/mediprint/ — Task 2, the "General conditions" pills.</w:t>
             </w:r>
           </w:p>
           <w:p>
@@ -4006,7 +4006,7 @@
           </w:tcPr>
           <w:p>
             <w:pPr>
-              <w:spacing w:after="0" w:before="0"/>
+              <w:spacing w:after="40" w:before="0"/>
             </w:pPr>
             <w:r>
               <w:rPr>
@@ -4032,7 +4032,38 @@
                 <w:sz w:val="20"/>
                 <w:szCs w:val="20"/>
               </w:rPr>
-              <w:t xml:space="preserve">Answered from this sheet. Tick each measure a condition makes harder. A condition may obstruct more than one, or none.</w:t>
+              <w:t xml:space="preserve">Answered from this sheet. Tick each measure a condition makes harder. A condition may obstruct more than one, or none. Clue: match the condition to the measure it lands on hardest.</w:t>
+            </w:r>
+          </w:p>
+          <w:p>
+            <w:pPr>
+              <w:spacing w:after="0" w:before="0"/>
+            </w:pPr>
+            <w:r>
+              <w:rPr>
+                <w:rFonts w:ascii="Calibri" w:cs="Calibri" w:eastAsia="Calibri" w:hAnsi="Calibri"/>
+                <w:b/>
+                <w:bCs/>
+                <w:i/>
+                <w:iCs/>
+                <w:color w:val="6B6484"/>
+                <w:sz w:val="18"/>
+                <w:szCs w:val="18"/>
+              </w:rPr>
+              <w:t xml:space="preserve">In the app (optional) · </w:t>
+            </w:r>
+            <w:r>
+              <w:rPr>
+                <w:rFonts w:ascii="Calibri" w:cs="Calibri" w:eastAsia="Calibri" w:hAnsi="Calibri"/>
+                <w:b w:val="false"/>
+                <w:bCs w:val="false"/>
+                <w:i/>
+                <w:iCs/>
+                <w:color w:val="6B6484"/>
+                <w:sz w:val="18"/>
+                <w:szCs w:val="18"/>
+              </w:rPr>
+              <w:t xml:space="preserve">https://aion-green-it-day2-it-as-an-environ.vercel.app/case/mediprint/ — Task 2 (the conditions and the three measures)</w:t>
             </w:r>
           </w:p>
         </w:tc>
@@ -5839,7 +5870,7 @@
           </w:tcPr>
           <w:p>
             <w:pPr>
-              <w:spacing w:after="0" w:before="0"/>
+              <w:spacing w:after="40" w:before="0"/>
             </w:pPr>
             <w:r>
               <w:rPr>
@@ -5866,6 +5897,37 @@
                 <w:szCs w:val="20"/>
               </w:rPr>
               <w:t xml:space="preserve">Answered from this sheet. Write H / M / L (or a short note) in each cell. Time required: weeks or months.</w:t>
+            </w:r>
+          </w:p>
+          <w:p>
+            <w:pPr>
+              <w:spacing w:after="0" w:before="0"/>
+            </w:pPr>
+            <w:r>
+              <w:rPr>
+                <w:rFonts w:ascii="Calibri" w:cs="Calibri" w:eastAsia="Calibri" w:hAnsi="Calibri"/>
+                <w:b/>
+                <w:bCs/>
+                <w:i/>
+                <w:iCs/>
+                <w:color w:val="6B6484"/>
+                <w:sz w:val="18"/>
+                <w:szCs w:val="18"/>
+              </w:rPr>
+              <w:t xml:space="preserve">In the app (optional) · </w:t>
+            </w:r>
+            <w:r>
+              <w:rPr>
+                <w:rFonts w:ascii="Calibri" w:cs="Calibri" w:eastAsia="Calibri" w:hAnsi="Calibri"/>
+                <w:b w:val="false"/>
+                <w:bCs w:val="false"/>
+                <w:i/>
+                <w:iCs/>
+                <w:color w:val="6B6484"/>
+                <w:sz w:val="18"/>
+                <w:szCs w:val="18"/>
+              </w:rPr>
+              <w:t xml:space="preserve">https://aion-green-it-day2-it-as-an-environ.vercel.app/case/mediprint/ — Task 2 (the per-measure assessment, revealed after you choose)</w:t>
             </w:r>
           </w:p>
         </w:tc>
@@ -7097,7 +7159,7 @@
           </w:tcPr>
           <w:p>
             <w:pPr>
-              <w:spacing w:after="0" w:before="0"/>
+              <w:spacing w:after="40" w:before="0"/>
             </w:pPr>
             <w:r>
               <w:rPr>
@@ -7124,6 +7186,37 @@
                 <w:szCs w:val="20"/>
               </w:rPr>
               <w:t xml:space="preserve">Answered from this sheet. Circle one letter per row; the three circles across the three rows must be A, B and C — no repeats.</w:t>
+            </w:r>
+          </w:p>
+          <w:p>
+            <w:pPr>
+              <w:spacing w:after="0" w:before="0"/>
+            </w:pPr>
+            <w:r>
+              <w:rPr>
+                <w:rFonts w:ascii="Calibri" w:cs="Calibri" w:eastAsia="Calibri" w:hAnsi="Calibri"/>
+                <w:b/>
+                <w:bCs/>
+                <w:i/>
+                <w:iCs/>
+                <w:color w:val="6B6484"/>
+                <w:sz w:val="18"/>
+                <w:szCs w:val="18"/>
+              </w:rPr>
+              <w:t xml:space="preserve">In the app (optional) · </w:t>
+            </w:r>
+            <w:r>
+              <w:rPr>
+                <w:rFonts w:ascii="Calibri" w:cs="Calibri" w:eastAsia="Calibri" w:hAnsi="Calibri"/>
+                <w:b w:val="false"/>
+                <w:bCs w:val="false"/>
+                <w:i/>
+                <w:iCs/>
+                <w:color w:val="6B6484"/>
+                <w:sz w:val="18"/>
+                <w:szCs w:val="18"/>
+              </w:rPr>
+              <w:t xml:space="preserve">https://aion-green-it-day2-it-as-an-environ.vercel.app/case/mediprint/ — Task 2 (“Prioritise this measure”)</w:t>
             </w:r>
           </w:p>
         </w:tc>
@@ -7701,7 +7794,7 @@
           </w:tcPr>
           <w:p>
             <w:pPr>
-              <w:spacing w:after="0" w:before="0"/>
+              <w:spacing w:after="40" w:before="0"/>
             </w:pPr>
             <w:r>
               <w:rPr>
@@ -7728,6 +7821,37 @@
                 <w:szCs w:val="20"/>
               </w:rPr>
               <w:t xml:space="preserve">Answered from this sheet. Cite condition numbers (C1..C5) and your Section D scores.</w:t>
+            </w:r>
+          </w:p>
+          <w:p>
+            <w:pPr>
+              <w:spacing w:after="0" w:before="0"/>
+            </w:pPr>
+            <w:r>
+              <w:rPr>
+                <w:rFonts w:ascii="Calibri" w:cs="Calibri" w:eastAsia="Calibri" w:hAnsi="Calibri"/>
+                <w:b/>
+                <w:bCs/>
+                <w:i/>
+                <w:iCs/>
+                <w:color w:val="6B6484"/>
+                <w:sz w:val="18"/>
+                <w:szCs w:val="18"/>
+              </w:rPr>
+              <w:t xml:space="preserve">In the app (optional) · </w:t>
+            </w:r>
+            <w:r>
+              <w:rPr>
+                <w:rFonts w:ascii="Calibri" w:cs="Calibri" w:eastAsia="Calibri" w:hAnsi="Calibri"/>
+                <w:b w:val="false"/>
+                <w:bCs w:val="false"/>
+                <w:i/>
+                <w:iCs/>
+                <w:color w:val="6B6484"/>
+                <w:sz w:val="18"/>
+                <w:szCs w:val="18"/>
+              </w:rPr>
+              <w:t xml:space="preserve">https://aion-green-it-day2-it-as-an-environ.vercel.app/case/mediprint/ — Task 2 (the revealed guidance, trade-offs and “information that would sharpen the decision”)</w:t>
             </w:r>
           </w:p>
         </w:tc>

--- a/worksheets/dist/Worksheet2_DataForm_L2.docx
+++ b/worksheets/dist/Worksheet2_DataForm_L2.docx
@@ -284,7 +284,7 @@
             <w:pPr>
               <w:spacing w:after="0"/>
             </w:pPr>
-            <w:hyperlink w:history="1" r:id="rIdcs5ge-iibda7vk2cohhyr">
+            <w:hyperlink w:history="1" r:id="rIdhyafh9p9ccldlmkl-fv-8">
               <w:r>
                 <w:rPr>
                   <w:rFonts w:ascii="Calibri" w:cs="Calibri" w:eastAsia="Calibri" w:hAnsi="Calibri"/>
@@ -295,7 +295,7 @@
                   <w:szCs w:val="20"/>
                   <w:u w:val="single"/>
                 </w:rPr>
-                <w:t xml:space="preserve">https://aion-green-it-day2-it-as-an-environ.vercel.app/case/mediprint/</w:t>
+                <w:t xml:space="preserve">https://aion-green-it-day2-it-as-an-environ.vercel.app/case/dataform/</w:t>
               </w:r>
             </w:hyperlink>
           </w:p>
@@ -361,7 +361,7 @@
             <w:pPr>
               <w:spacing w:after="0"/>
             </w:pPr>
-            <w:hyperlink w:history="1" r:id="rIdp8hzzqqrnpijsgubfcfgz">
+            <w:hyperlink w:history="1" r:id="rId1tgk_e5gwcqm9p0pzvhdd">
               <w:r>
                 <w:rPr>
                   <w:rFonts w:ascii="Calibri" w:cs="Calibri" w:eastAsia="Calibri" w:hAnsi="Calibri"/>
@@ -2053,7 +2053,7 @@
                 <w:sz w:val="20"/>
                 <w:szCs w:val="20"/>
               </w:rPr>
-              <w:t xml:space="preserve">/case/mediprint → Task 2 — the conditions and the three measures (optional).</w:t>
+              <w:t xml:space="preserve">/case/dataform → Task 2 — the conditions and the three measures (optional).</w:t>
             </w:r>
           </w:p>
         </w:tc>
@@ -2160,7 +2160,7 @@
                 <w:sz w:val="20"/>
                 <w:szCs w:val="20"/>
               </w:rPr>
-              <w:t xml:space="preserve">/case/mediprint → Task 2 — the per-measure assessment (optional).</w:t>
+              <w:t xml:space="preserve">/case/dataform → Task 2 — the per-measure assessment (optional).</w:t>
             </w:r>
           </w:p>
         </w:tc>
@@ -2267,7 +2267,7 @@
                 <w:sz w:val="20"/>
                 <w:szCs w:val="20"/>
               </w:rPr>
-              <w:t xml:space="preserve">/case/mediprint → Task 2 — “Prioritise this measure” (optional).</w:t>
+              <w:t xml:space="preserve">/case/dataform → Task 2 — “Prioritise this measure” (optional).</w:t>
             </w:r>
           </w:p>
         </w:tc>
@@ -2374,7 +2374,7 @@
                 <w:sz w:val="20"/>
                 <w:szCs w:val="20"/>
               </w:rPr>
-              <w:t xml:space="preserve">/case/mediprint → Task 2 — the revealed guidance &amp; trade-offs (optional).</w:t>
+              <w:t xml:space="preserve">/case/dataform → Task 2 — the revealed guidance &amp; trade-offs (optional).</w:t>
             </w:r>
           </w:p>
         </w:tc>
@@ -2602,7 +2602,7 @@
                 <w:sz w:val="20"/>
                 <w:szCs w:val="20"/>
               </w:rPr>
-              <w:t xml:space="preserve">https://aion-green-it-day2-it-as-an-environ.vercel.app/case/mediprint/ — scroll to Task 2. The three measure panels A, B, C.</w:t>
+              <w:t xml:space="preserve">https://aion-green-it-day2-it-as-an-environ.vercel.app/case/dataform/ — scroll to Task 2. The three measure panels A, B, C.</w:t>
             </w:r>
           </w:p>
           <w:p>
@@ -3311,7 +3311,7 @@
                 <w:sz w:val="20"/>
                 <w:szCs w:val="20"/>
               </w:rPr>
-              <w:t xml:space="preserve">https://aion-green-it-day2-it-as-an-environ.vercel.app/case/mediprint/ — Task 2, the "General conditions" pills.</w:t>
+              <w:t xml:space="preserve">https://aion-green-it-day2-it-as-an-environ.vercel.app/case/dataform/ — Task 2, the "General conditions" pills.</w:t>
             </w:r>
           </w:p>
           <w:p>
@@ -4063,7 +4063,7 @@
                 <w:sz w:val="18"/>
                 <w:szCs w:val="18"/>
               </w:rPr>
-              <w:t xml:space="preserve">https://aion-green-it-day2-it-as-an-environ.vercel.app/case/mediprint/ — Task 2 (the conditions and the three measures)</w:t>
+              <w:t xml:space="preserve">https://aion-green-it-day2-it-as-an-environ.vercel.app/case/dataform/ — Task 2 (the conditions and the three measures)</w:t>
             </w:r>
           </w:p>
         </w:tc>
@@ -5927,7 +5927,7 @@
                 <w:sz w:val="18"/>
                 <w:szCs w:val="18"/>
               </w:rPr>
-              <w:t xml:space="preserve">https://aion-green-it-day2-it-as-an-environ.vercel.app/case/mediprint/ — Task 2 (the per-measure assessment, revealed after you choose)</w:t>
+              <w:t xml:space="preserve">https://aion-green-it-day2-it-as-an-environ.vercel.app/case/dataform/ — Task 2 (the per-measure assessment, revealed after you choose)</w:t>
             </w:r>
           </w:p>
         </w:tc>
@@ -7216,7 +7216,7 @@
                 <w:sz w:val="18"/>
                 <w:szCs w:val="18"/>
               </w:rPr>
-              <w:t xml:space="preserve">https://aion-green-it-day2-it-as-an-environ.vercel.app/case/mediprint/ — Task 2 (“Prioritise this measure”)</w:t>
+              <w:t xml:space="preserve">https://aion-green-it-day2-it-as-an-environ.vercel.app/case/dataform/ — Task 2 (“Prioritise this measure”)</w:t>
             </w:r>
           </w:p>
         </w:tc>
@@ -7851,7 +7851,7 @@
                 <w:sz w:val="18"/>
                 <w:szCs w:val="18"/>
               </w:rPr>
-              <w:t xml:space="preserve">https://aion-green-it-day2-it-as-an-environ.vercel.app/case/mediprint/ — Task 2 (the revealed guidance, trade-offs and “information that would sharpen the decision”)</w:t>
+              <w:t xml:space="preserve">https://aion-green-it-day2-it-as-an-environ.vercel.app/case/dataform/ — Task 2 (the revealed guidance, trade-offs and “information that would sharpen the decision”)</w:t>
             </w:r>
           </w:p>
         </w:tc>
